--- a/reports/r0063.docx
+++ b/reports/r0063.docx
@@ -45,7 +45,7 @@
           <w:color w:val="000000"/>
           <w:sz w:val="21"/>
         </w:rPr>
-        <w:t>■ 银川经济总量在宁夏回族自治区稳居第一，人均GDP约10.36万元、人均经济实力居全省前列，经济增速由7.30%回落至5.30%、有所放缓；固定资产投资最新增速转负（-3.30%），经济动能仍有待修复。【待补充：银川市的行政与战略定位、支柱产业及龙头企业（数据库未覆盖，需人工补充）】</w:t>
+        <w:t>■ 银川作为宁夏回族自治区首府，经济总量在宁夏回族自治区稳居第一，人均GDP约10.36万元、人均经济实力居全省前列，经济增速由7.30%回落至5.30%、有所放缓；固定资产投资最新增速转负（-3.30%），经济动能仍有待修复。</w:t>
       </w:r>
     </w:p>
     <w:p>
@@ -75,7 +75,7 @@
           <w:color w:val="000000"/>
           <w:sz w:val="21"/>
         </w:rPr>
-        <w:t>产业结构方面，2025年银川市三次产业结构为3.4:45.7:50.9。【待补充：支柱产业、主要龙头企业、对外贸易等定性描述（数据库未覆盖）】</w:t>
+        <w:t>产业结构方面，2025年银川市三次产业结构为3.4:45.7:50.9，以新材料、新能源、装备制造、现代化工为支柱，光伏材料产业较为突出。</w:t>
       </w:r>
     </w:p>
     <w:p>
